--- a/docs/Requirement_agent后端任务与前端重构规划.docx
+++ b/docs/Requirement_agent后端任务与前端重构规划.docx
@@ -28,7 +28,7 @@
         <w:jc w:val="center"/>
       </w:pPr>
       <w:r>
-        <w:t>版本：2026-09-17 | 适用分支：master 及后续重构分支</w:t>
+        <w:t>版本：2026-09-17（当日按 B0–B5 实测对账更新）| 适用分支：master（单分支；B0 另建的 backend-hardening 已并入并删除）</w:t>
       </w:r>
     </w:p>
     <w:p>
@@ -44,7 +44,7 @@
         <w:spacing w:after="100"/>
       </w:pPr>
       <w:r>
-        <w:t>核心结论：项目总体完成度约为 75%～80%。核心业务完成度约 80%～85%，生产交付完成度约 60%～70%。后续首先完成鉴权、统一内部 Tool Registry、Worker、影响分析和 E2E 验收，再进入前端重构。</w:t>
+        <w:t>核心结论：项目总体完成度约为 75%～80%。核心业务完成度约 80%～85%，生产交付完成度约 60%～70%。后续首先完成鉴权、统一内部 Tool Registry、Worker、影响分析和 E2E 验收（前三项已于 B1/B2/B3/B5 落地），再进入前端重构。</w:t>
       </w:r>
     </w:p>
     <w:p>
@@ -499,7 +499,7 @@
               <w:rPr>
                 <w:sz w:val="18"/>
               </w:rPr>
-              <w:t>未完成</w:t>
+              <w:t>部分完成</w:t>
             </w:r>
           </w:p>
         </w:tc>
@@ -516,7 +516,7 @@
               <w:rPr>
                 <w:sz w:val="18"/>
               </w:rPr>
-              <w:t>鉴权、独立 Worker、数据保留和完整 E2E 仍需补齐</w:t>
+              <w:t>鉴权与独立 Worker 已落地（B1/B5）；数据保留、完整 E2E 仍需补齐</w:t>
             </w:r>
           </w:p>
         </w:tc>
@@ -554,7 +554,7 @@
               <w:rPr>
                 <w:sz w:val="18"/>
               </w:rPr>
-              <w:t>未完成</w:t>
+              <w:t>已完成（只读）</w:t>
             </w:r>
           </w:p>
         </w:tc>
@@ -572,7 +572,7 @@
               <w:rPr>
                 <w:sz w:val="18"/>
               </w:rPr>
-              <w:t>内部统一 Tool Registry 尚未建立，MCP 仅保留兼容</w:t>
+              <w:t>Tool Registry 已建，15 个只读工具已接入固定工作流（B2/B3）；自由式 Function Calling 未做</w:t>
             </w:r>
           </w:p>
         </w:tc>
@@ -584,7 +584,7 @@
         <w:spacing w:after="100"/>
       </w:pPr>
       <w:r>
-        <w:t>当前测试基线为 412 passed、2 skipped。该结果说明项目具备较好的自动化验证基础，但仍不能替代真实渠道、真实 Worker、真实前端和权限场景的端到端验收。</w:t>
+        <w:t>当前测试基线为 571 passed、2 skipped（2026-09-17 实测）。该结果说明项目具备较好的自动化验证基础，但仍不能替代真实渠道、真实 Worker、真实前端和权限场景的端到端验收。</w:t>
       </w:r>
     </w:p>
     <w:p>
@@ -653,6 +653,14 @@
     </w:p>
     <w:p>
       <w:pPr>
+        <w:spacing w:after="100"/>
+      </w:pPr>
+      <w:r>
+        <w:t>勾选口径（2026-09-17 对账更新）：☑ = 已完成且有据可查（见 docs/基线_B0.md 与对应 commit）；◐ = 部分完成，未做的部分是有记录的决定，原因见括号内注释；☐ = 未开始。§二 是施工原则、§九 是「契约冻结」阶段的验收项（见 §十 第二阶段），两者不属于本次勾选范围。</w:t>
+      </w:r>
+    </w:p>
+    <w:p>
+      <w:pPr>
         <w:pStyle w:val="Heading2"/>
       </w:pPr>
       <w:r>
@@ -664,7 +672,7 @@
         <w:pStyle w:val="ListBullet"/>
       </w:pPr>
       <w:r>
-        <w:t>☐ 建立后端加固分支并记录当前提交、迁移状态和测试结果。</w:t>
+        <w:t>☑ 建立后端加固分支并记录当前提交、迁移状态和测试结果。（注：基线记录见 docs/基线_B0.md；加固分支 backend-hardening 已于 2026-09-17 并入 master 后删除，现为单分支，5 个 commit 均在 master 上。）</w:t>
       </w:r>
     </w:p>
     <w:p>
@@ -672,7 +680,7 @@
         <w:pStyle w:val="ListBullet"/>
       </w:pPr>
       <w:r>
-        <w:t>☐ 固化 OpenAPI、接口路径、响应结构和前端调用清单。</w:t>
+        <w:t>☑ 固化 OpenAPI、接口路径、响应结构和前端调用清单。</w:t>
       </w:r>
     </w:p>
     <w:p>
@@ -680,7 +688,7 @@
         <w:pStyle w:val="ListBullet"/>
       </w:pPr>
       <w:r>
-        <w:t>☐ 保留旧入口、兼容路径、MCP 兼容适配器和原迁移文件。</w:t>
+        <w:t>☑ 保留旧入口、兼容路径、MCP 兼容适配器和原迁移文件。（注：MCP 已整体删除，无对象可保留；旧入口、兼容路径与原迁移文件均原样保留。）</w:t>
       </w:r>
     </w:p>
     <w:p>
@@ -688,7 +696,7 @@
         <w:pStyle w:val="ListBullet"/>
       </w:pPr>
       <w:r>
-        <w:t>☐ 确认 pytest -q 仍为 412 passed、2 skipped。</w:t>
+        <w:t>☑ 确认 pytest -q 仍为 412 passed、2 skipped。（注：对账实测为 571 passed、2 skipped —— 只涨不跌；412 是过期数字。）</w:t>
       </w:r>
     </w:p>
     <w:p>
@@ -712,7 +720,7 @@
         <w:pStyle w:val="ListBullet"/>
       </w:pPr>
       <w:r>
-        <w:t>☐ 接入 API_AUTH_TOKEN，实现统一 HTTP 鉴权。</w:t>
+        <w:t>☑ 接入 API_AUTH_TOKEN，实现统一 HTTP 鉴权。</w:t>
       </w:r>
     </w:p>
     <w:p>
@@ -720,7 +728,7 @@
         <w:pStyle w:val="ListBullet"/>
       </w:pPr>
       <w:r>
-        <w:t>☐ 区分只读、分析、待审核写入、审核决策、回滚和运维权限。</w:t>
+        <w:t>☑ 区分只读、分析、待审核写入、审核决策、回滚和运维权限。</w:t>
       </w:r>
     </w:p>
     <w:p>
@@ -728,7 +736,7 @@
         <w:pStyle w:val="ListBullet"/>
       </w:pPr>
       <w:r>
-        <w:t>☐ 飞书 Webhook 继续使用飞书签名、Token 和 AES 校验，并豁免普通 API Token。</w:t>
+        <w:t>☑ 飞书 Webhook 继续使用飞书签名、Token 和 AES 校验，并豁免普通 API Token。</w:t>
       </w:r>
     </w:p>
     <w:p>
@@ -736,7 +744,7 @@
         <w:pStyle w:val="ListBullet"/>
       </w:pPr>
       <w:r>
-        <w:t>☐ 统一返回 401/403 错误结构，并写入 request_id 和审计日志。</w:t>
+        <w:t>☑ 统一返回 401/403 错误结构，并写入 request_id 和审计日志。</w:t>
       </w:r>
     </w:p>
     <w:p>
@@ -744,7 +752,7 @@
         <w:pStyle w:val="ListBullet"/>
       </w:pPr>
       <w:r>
-        <w:t>☐ 为 reviewer、admin、system_worker 建立最小权限规则。</w:t>
+        <w:t>☑ 为 reviewer、admin、system_worker 建立最小权限规则。</w:t>
       </w:r>
     </w:p>
     <w:p>
@@ -776,7 +784,7 @@
         <w:pStyle w:val="ListBullet"/>
       </w:pPr>
       <w:r>
-        <w:t>☐ 建立 BaseTool、ToolResult、ToolRegistry 和工具策略定义。</w:t>
+        <w:t>☑ 建立 BaseTool、ToolResult、ToolRegistry 和工具策略定义。</w:t>
       </w:r>
     </w:p>
     <w:p>
@@ -784,7 +792,7 @@
         <w:pStyle w:val="ListBullet"/>
       </w:pPr>
       <w:r>
-        <w:t>☐ 每个工具提供 name、description、input_schema、read_only、requires_confirmation。</w:t>
+        <w:t>◐ 每个工具提供 name、description、input_schema、read_only、requires_confirmation。（注：requires_confirmation 经决策未加 —— L3 层不存在有副作用的工具，该字段会恒为 False。）</w:t>
       </w:r>
     </w:p>
     <w:p>
@@ -792,7 +800,7 @@
         <w:pStyle w:val="ListBullet"/>
       </w:pPr>
       <w:r>
-        <w:t>☐ 注册第一批只读工具：需求搜索、详情、版本、Diff、溯源、关系查询、待审核查询。</w:t>
+        <w:t>☑ 注册第一批只读工具：需求搜索、详情、版本、Diff、溯源、关系查询、待审核查询。</w:t>
       </w:r>
     </w:p>
     <w:p>
@@ -800,7 +808,7 @@
         <w:pStyle w:val="ListBullet"/>
       </w:pPr>
       <w:r>
-        <w:t>☐ 注册第二批分析工具：候选召回、关系分析、风险评估、能力匹配、影响预览。</w:t>
+        <w:t>◐ 注册第二批分析工具：候选召回、关系分析、风险评估、能力匹配、影响预览。（注：5 个里只加了能力匹配、影响预览；候选召回已有工具覆盖，关系分析与风险评估自身调用模型，均经决策不加。）</w:t>
       </w:r>
     </w:p>
     <w:p>
@@ -808,7 +816,7 @@
         <w:pStyle w:val="ListBullet"/>
       </w:pPr>
       <w:r>
-        <w:t>☐ 工具只能调用 Application Service，不得直接拼接 SQL。</w:t>
+        <w:t>☑ 工具只能调用 Application Service，不得直接拼接 SQL。</w:t>
       </w:r>
     </w:p>
     <w:p>
@@ -816,7 +824,7 @@
         <w:pStyle w:val="ListBullet"/>
       </w:pPr>
       <w:r>
-        <w:t>☐ 工具调用记录名称、参数摘要、耗时、结果和错误。</w:t>
+        <w:t>☑ 工具调用记录名称、参数摘要、耗时、结果和错误。</w:t>
       </w:r>
     </w:p>
     <w:p>
@@ -824,7 +832,7 @@
         <w:pStyle w:val="ListBullet"/>
       </w:pPr>
       <w:r>
-        <w:t>☐ MCP 保留为兼容适配器，不作为新业务工具的主入口。</w:t>
+        <w:t>☑ MCP 保留为兼容适配器，不作为新业务工具的主入口。（注：MCP 已整体删除，无对象可保留。）</w:t>
       </w:r>
     </w:p>
     <w:p>
@@ -840,7 +848,7 @@
         <w:pStyle w:val="ListBullet"/>
       </w:pPr>
       <w:r>
-        <w:t>☐ 先让现有固定工作流通过 Tool Registry 调用只读工具。</w:t>
+        <w:t>☑ 先让现有固定工作流通过 Tool Registry 调用只读工具。</w:t>
       </w:r>
     </w:p>
     <w:p>
@@ -848,7 +856,7 @@
         <w:pStyle w:val="ListBullet"/>
       </w:pPr>
       <w:r>
-        <w:t>☐ 抽取、分析、风险 Agent 继续由代码编排，避免一次性改动分析图。</w:t>
+        <w:t>☑ 抽取、分析、风险 Agent 继续由代码编排，避免一次性改动分析图。</w:t>
       </w:r>
     </w:p>
     <w:p>
@@ -856,7 +864,7 @@
         <w:pStyle w:val="ListBullet"/>
       </w:pPr>
       <w:r>
-        <w:t>☐ 统一处理工具异常、超时、重试和降级。</w:t>
+        <w:t>◐ 统一处理工具异常、超时、重试和降级。（注：异常与超时已做，重试走 outbox 既有机制；降级经决策不做 —— 检索失败必须可见，不得静默降级为空候选。）</w:t>
       </w:r>
     </w:p>
     <w:p>
@@ -864,7 +872,7 @@
         <w:pStyle w:val="ListBullet"/>
       </w:pPr>
       <w:r>
-        <w:t>☐ 保存 Agent Run、节点状态、工具调用和最终结果。</w:t>
+        <w:t>◐ 保存 Agent Run、节点状态、工具调用和最终结果。（注：工具调用与最终结果已随 metadata 落库；分析图本身不落 Agent Run 与节点状态。）</w:t>
       </w:r>
     </w:p>
     <w:p>
@@ -944,7 +952,7 @@
         <w:pStyle w:val="ListBullet"/>
       </w:pPr>
       <w:r>
-        <w:t>☐ 明确 API 与 Worker 的任务边界。</w:t>
+        <w:t>☑ 明确 API 与 Worker 的任务边界。</w:t>
       </w:r>
     </w:p>
     <w:p>
@@ -952,7 +960,7 @@
         <w:pStyle w:val="ListBullet"/>
       </w:pPr>
       <w:r>
-        <w:t>☐ 统一任务状态、幂等键、重试次数、退避策略和死信状态。</w:t>
+        <w:t>☑ 统一任务状态、幂等键、重试次数、退避策略和死信状态。</w:t>
       </w:r>
     </w:p>
     <w:p>
@@ -960,7 +968,7 @@
         <w:pStyle w:val="ListBullet"/>
       </w:pPr>
       <w:r>
-        <w:t>☐ 将需求分析、文档分片、Embedding、Outbox 消费和死信处理作为独立任务。</w:t>
+        <w:t>☑ 将需求分析、文档分片、Embedding、Outbox 消费和死信处理作为独立任务。</w:t>
       </w:r>
     </w:p>
     <w:p>
@@ -968,7 +976,7 @@
         <w:pStyle w:val="ListBullet"/>
       </w:pPr>
       <w:r>
-        <w:t>☐ 支持 Worker 独立启动、心跳和耗时统计。</w:t>
+        <w:t>◐ 支持 Worker 独立启动、心跳和耗时统计。（注：独立启动与心跳已做，/health 报 consumer_running；任务级耗时统计未做。）</w:t>
       </w:r>
     </w:p>
     <w:p>
@@ -976,7 +984,7 @@
         <w:pStyle w:val="ListBullet"/>
       </w:pPr>
       <w:r>
-        <w:t>☐ 保留当前 API 内嵌消费者作为兼容模式，待独立 Worker 验收后再切换默认模式。</w:t>
+        <w:t>☑ 保留当前 API 内嵌消费者作为兼容模式，待独立 Worker 验收后再切换默认模式。（注：内嵌消费者仍保留；默认模式切换待 B8 验收后另行决定。）</w:t>
       </w:r>
     </w:p>
     <w:p>
@@ -1056,7 +1064,7 @@
         <w:pStyle w:val="ListBullet"/>
       </w:pPr>
       <w:r>
-        <w:t>☐ 补充连接池、任务队列、LLM 请求和死信指标。</w:t>
+        <w:t>◐ 补充连接池、任务队列、LLM 请求和死信指标。（注：任务队列、LLM 请求与死信指标已有；连接池指标未做。）</w:t>
       </w:r>
     </w:p>
     <w:p>
@@ -1064,7 +1072,7 @@
         <w:pStyle w:val="ListBullet"/>
       </w:pPr>
       <w:r>
-        <w:t>☐ 为运维接口统一增加管理员鉴权。</w:t>
+        <w:t>☑ 为运维接口统一增加管理员鉴权。（注：/api/v1/ops/* 的写操作需 ops 权限，admin 与 system_worker 具备。）</w:t>
       </w:r>
     </w:p>
     <w:p>
@@ -1281,7 +1289,7 @@
               <w:rPr>
                 <w:sz w:val="18"/>
               </w:rPr>
-              <w:t>B0 基线冻结</w:t>
+              <w:t>B0 基线冻结 ☑</w:t>
             </w:r>
           </w:p>
         </w:tc>
@@ -1353,7 +1361,7 @@
               <w:rPr>
                 <w:sz w:val="18"/>
               </w:rPr>
-              <w:t>B1 鉴权</w:t>
+              <w:t>B1 鉴权 ☑</w:t>
             </w:r>
           </w:p>
         </w:tc>
@@ -1425,7 +1433,7 @@
               <w:rPr>
                 <w:sz w:val="18"/>
               </w:rPr>
-              <w:t>B2 Tool Registry</w:t>
+              <w:t>B2 Tool Registry ☑</w:t>
             </w:r>
           </w:p>
         </w:tc>
@@ -1497,7 +1505,7 @@
               <w:rPr>
                 <w:sz w:val="18"/>
               </w:rPr>
-              <w:t>B3 Agent 接入工具</w:t>
+              <w:t>B3 Agent 接入工具 ☑</w:t>
             </w:r>
           </w:p>
         </w:tc>
@@ -1641,7 +1649,7 @@
               <w:rPr>
                 <w:sz w:val="18"/>
               </w:rPr>
-              <w:t>B5 Worker</w:t>
+              <w:t>B5 Worker ☑</w:t>
             </w:r>
           </w:p>
         </w:tc>
